--- a/docs/radar/Nami_Grant_Radar_Quick_Start.docx
+++ b/docs/radar/Nami_Grant_Radar_Quick_Start.docx
@@ -115,7 +115,7 @@
         <w:t xml:space="preserve">Check the funder's page. </w:t>
       </w:r>
       <w:r>
-        <w:t xml:space="preserve">Tap "Open funder's page". When you have read it, tap "I checked the page" and note what you saw. Changes to the deadline or amount get a small "changed" mark.</w:t>
+        <w:t xml:space="preserve">Tap "Open funder's page". When you have read it, tap "I checked the page" and note what you saw. Changes to the apply-by date or amount get a small "changed" mark.</w:t>
       </w:r>
     </w:p>
     <w:p>
@@ -155,7 +155,7 @@
         <w:t xml:space="preserve">Send good leads on. </w:t>
       </w:r>
       <w:r>
-        <w:t xml:space="preserve">Go to Send. Tick the leads, tap "Save the file", then in the Grant Dashboard open Settings, choose Import records, and pick that file.</w:t>
+        <w:t xml:space="preserve">Go to Send. Tick the leads and tap "Save the file". Then in the Grant Dashboard, set Showing (top right) to Our grants, open More tools, then Settings &amp; backup, press Add records from a file, and pick that file.</w:t>
       </w:r>
     </w:p>
     <w:p>
@@ -202,7 +202,7 @@
           <w:sz w:val="18"/>
           <w:szCs w:val="18"/>
         </w:rPr>
-        <w:t xml:space="preserve">Grant Radar 2.1.0 · 2026-10-05. Use public information only.</w:t>
+        <w:t xml:space="preserve">Grant Radar 2.1.1 · 2026-10-05. Use public information only.</w:t>
       </w:r>
     </w:p>
     <w:sectPr>
